--- a/assets/Lieberman_2E_AWS_WR Copyright Page .docx
+++ b/assets/Lieberman_2E_AWS_WR Copyright Page .docx
@@ -360,22 +360,22 @@
       <w:pPr>
         <w:spacing w:after="0" w:line="240" w:lineRule="auto"/>
         <w:rPr>
-          <w:rFonts w:ascii="Aptos" w:eastAsiaTheme="minorEastAsia" w:hAnsi="Aptos"/>
-          <w:sz w:val="24"/>
-          <w:szCs w:val="24"/>
-        </w:rPr>
-      </w:pPr>
-      <w:r>
-        <w:rPr>
-          <w:rFonts w:ascii="Aptos" w:eastAsiaTheme="minorEastAsia" w:hAnsi="Aptos"/>
-          <w:sz w:val="24"/>
-          <w:szCs w:val="24"/>
-        </w:rPr>
-        <w:t>Developmental Editor:</w:t>
-      </w:r>
-      <w:r>
-        <w:rPr>
-          <w:rFonts w:ascii="Aptos" w:eastAsiaTheme="minorEastAsia" w:hAnsi="Aptos"/>
+          <w:rFonts w:ascii="Aptos" w:eastAsiaTheme="minorEastAsia" w:hAnsi="Aptos" w:cstheme="minorHAnsi"/>
+          <w:sz w:val="24"/>
+          <w:szCs w:val="24"/>
+        </w:rPr>
+      </w:pPr>
+      <w:r>
+        <w:rPr>
+          <w:rFonts w:ascii="Aptos" w:eastAsiaTheme="minorEastAsia" w:hAnsi="Aptos" w:cstheme="minorHAnsi"/>
+          <w:sz w:val="24"/>
+          <w:szCs w:val="24"/>
+        </w:rPr>
+        <w:t>Instructional Designer:</w:t>
+      </w:r>
+      <w:r>
+        <w:rPr>
+          <w:rFonts w:ascii="Aptos" w:eastAsiaTheme="minorEastAsia" w:hAnsi="Aptos" w:cstheme="minorHAnsi"/>
           <w:sz w:val="24"/>
           <w:szCs w:val="24"/>
         </w:rPr>
@@ -383,37 +383,29 @@
       </w:r>
       <w:r>
         <w:rPr>
-          <w:rFonts w:ascii="Aptos" w:eastAsiaTheme="minorEastAsia" w:hAnsi="Aptos"/>
-          <w:sz w:val="24"/>
-          <w:szCs w:val="24"/>
-        </w:rPr>
-        <w:t>Anna</w:t>
-      </w:r>
-      <w:r>
-        <w:rPr>
-          <w:rFonts w:ascii="Aptos" w:eastAsiaTheme="minorEastAsia" w:hAnsi="Aptos"/>
-          <w:sz w:val="24"/>
-          <w:szCs w:val="24"/>
-        </w:rPr>
-        <w:t xml:space="preserve"> Lan Seaman</w:t>
-      </w:r>
-    </w:p>
-    <w:p>
-      <w:pPr>
-        <w:spacing w:after="0" w:line="240" w:lineRule="auto"/>
-        <w:rPr>
-          <w:rFonts w:ascii="Aptos" w:eastAsiaTheme="minorEastAsia" w:hAnsi="Aptos" w:cstheme="minorHAnsi"/>
-          <w:sz w:val="24"/>
-          <w:szCs w:val="24"/>
-        </w:rPr>
-      </w:pPr>
-      <w:r>
-        <w:rPr>
-          <w:rFonts w:ascii="Aptos" w:eastAsiaTheme="minorEastAsia" w:hAnsi="Aptos" w:cstheme="minorHAnsi"/>
-          <w:sz w:val="24"/>
-          <w:szCs w:val="24"/>
-        </w:rPr>
-        <w:t>Instructional Designer:</w:t>
+          <w:rFonts w:ascii="Aptos" w:eastAsiaTheme="minorEastAsia" w:hAnsi="Aptos" w:cstheme="minorHAnsi"/>
+          <w:sz w:val="24"/>
+          <w:szCs w:val="24"/>
+        </w:rPr>
+        <w:t>Claire E. Copa</w:t>
+      </w:r>
+    </w:p>
+    <w:p>
+      <w:pPr>
+        <w:spacing w:after="0" w:line="240" w:lineRule="auto"/>
+        <w:rPr>
+          <w:rFonts w:ascii="Aptos" w:eastAsiaTheme="minorEastAsia" w:hAnsi="Aptos" w:cstheme="minorHAnsi"/>
+          <w:sz w:val="24"/>
+          <w:szCs w:val="24"/>
+        </w:rPr>
+      </w:pPr>
+      <w:r>
+        <w:rPr>
+          <w:rFonts w:ascii="Aptos" w:eastAsiaTheme="minorEastAsia" w:hAnsi="Aptos" w:cstheme="minorHAnsi"/>
+          <w:sz w:val="24"/>
+          <w:szCs w:val="24"/>
+        </w:rPr>
+        <w:t>Copyeditor:</w:t>
       </w:r>
       <w:r>
         <w:rPr>
@@ -429,60 +421,7 @@
           <w:sz w:val="24"/>
           <w:szCs w:val="24"/>
         </w:rPr>
-        <w:t>Claire E. Copa</w:t>
-      </w:r>
-    </w:p>
-    <w:p>
-      <w:pPr>
-        <w:spacing w:after="0" w:line="240" w:lineRule="auto"/>
-        <w:rPr>
-          <w:rFonts w:ascii="Aptos" w:eastAsiaTheme="minorEastAsia" w:hAnsi="Aptos" w:cstheme="minorHAnsi"/>
-          <w:sz w:val="24"/>
-          <w:szCs w:val="24"/>
-        </w:rPr>
-      </w:pPr>
-      <w:r>
-        <w:rPr>
-          <w:rFonts w:ascii="Aptos" w:eastAsiaTheme="minorEastAsia" w:hAnsi="Aptos" w:cstheme="minorHAnsi"/>
-          <w:sz w:val="24"/>
-          <w:szCs w:val="24"/>
-        </w:rPr>
-        <w:t>Copyeditor:</w:t>
-      </w:r>
-      <w:r>
-        <w:rPr>
-          <w:rFonts w:ascii="Aptos" w:eastAsiaTheme="minorEastAsia" w:hAnsi="Aptos" w:cstheme="minorHAnsi"/>
-          <w:sz w:val="24"/>
-          <w:szCs w:val="24"/>
-        </w:rPr>
-        <w:t xml:space="preserve"> </w:t>
-      </w:r>
-      <w:r>
-        <w:rPr>
-          <w:rFonts w:ascii="Aptos" w:eastAsiaTheme="minorEastAsia" w:hAnsi="Aptos" w:cstheme="minorHAnsi"/>
-          <w:sz w:val="24"/>
-          <w:szCs w:val="24"/>
-        </w:rPr>
         <w:t>Karla Walsh</w:t>
-      </w:r>
-    </w:p>
-    <w:p>
-      <w:pPr>
-        <w:spacing w:after="0" w:line="240" w:lineRule="auto"/>
-        <w:rPr>
-          <w:rFonts w:ascii="Aptos" w:eastAsiaTheme="minorEastAsia" w:hAnsi="Aptos" w:cstheme="minorHAnsi"/>
-          <w:sz w:val="24"/>
-          <w:szCs w:val="24"/>
-        </w:rPr>
-      </w:pPr>
-      <w:r>
-        <w:rPr>
-          <w:rFonts w:ascii="Aptos" w:eastAsiaTheme="minorEastAsia" w:hAnsi="Aptos" w:cstheme="minorHAnsi"/>
-          <w:sz w:val="24"/>
-          <w:szCs w:val="24"/>
-          <w:highlight w:val="yellow"/>
-        </w:rPr>
-        <w:t>Proofreader:</w:t>
       </w:r>
     </w:p>
     <w:p>
@@ -750,7 +689,6 @@
           <w:sz w:val="24"/>
           <w:szCs w:val="24"/>
         </w:rPr>
-        <w:lastRenderedPageBreak/>
         <w:t xml:space="preserve">The type of hardware/device, operating system, and browser you are using </w:t>
       </w:r>
       <w:r>
@@ -782,6 +720,7 @@
           <w:sz w:val="24"/>
           <w:szCs w:val="24"/>
         </w:rPr>
+        <w:lastRenderedPageBreak/>
         <w:t>The exact wording of any error messages or the message numbers appearing on screen</w:t>
       </w:r>
     </w:p>
